--- a/prog_s3l1.docx
+++ b/prog_s3l1.docx
@@ -306,6 +306,7 @@
               <w:ind w:firstLine="0"/>
             </w:pPr>
             <w:r>
+              <w:lastRenderedPageBreak/>
               <w:t>Вариант</w:t>
             </w:r>
           </w:p>
@@ -355,7 +356,6 @@
         <w:pStyle w:val="a7"/>
       </w:pPr>
       <w:r>
-        <w:lastRenderedPageBreak/>
         <w:t>Цель работы</w:t>
       </w:r>
     </w:p>
@@ -400,101 +400,17 @@
     </w:p>
     <w:p>
       <w:r>
-        <w:t>Класс должен</w:t>
-      </w:r>
-      <w:r>
-        <w:t xml:space="preserve"> </w:t>
-      </w:r>
-      <w:r>
-        <w:t>обеспечивать набор методов для работы с данными. Создать</w:t>
-      </w:r>
-      <w:r>
-        <w:t xml:space="preserve"> </w:t>
-      </w:r>
-      <w:r>
-        <w:t>перегруженные</w:t>
-      </w:r>
-      <w:r>
-        <w:t xml:space="preserve"> </w:t>
-      </w:r>
-      <w:r>
-        <w:t>конструкторы: конструктор с параметрами, конструктор копирования,</w:t>
-      </w:r>
-      <w:r>
-        <w:t xml:space="preserve"> </w:t>
-      </w:r>
-      <w:r>
-        <w:t>конструктор по умолчанию.</w:t>
-      </w:r>
-      <w:r>
-        <w:t xml:space="preserve"> </w:t>
-      </w:r>
-    </w:p>
-    <w:p>
-      <w:r>
-        <w:t>Реализовать указанные классы с динамическим выделением памяти</w:t>
-      </w:r>
-      <w:r>
-        <w:t xml:space="preserve"> </w:t>
-      </w:r>
-      <w:r>
-        <w:t>для хранения некоторых полей. Создать деструктор для освобождения</w:t>
-      </w:r>
-      <w:r>
-        <w:t xml:space="preserve"> </w:t>
-      </w:r>
-      <w:r>
-        <w:t>памяти.</w:t>
-      </w:r>
-      <w:r>
-        <w:t xml:space="preserve"> </w:t>
-      </w:r>
-      <w:r>
-        <w:t>Посмотреть в отладчике, как вызываются конструкторы и</w:t>
-      </w:r>
-      <w:r>
-        <w:t xml:space="preserve"> </w:t>
-      </w:r>
-      <w:r>
-        <w:t>деструкторы.</w:t>
-      </w:r>
-    </w:p>
-    <w:p>
-      <w:r>
-        <w:t>Составить демонстрационную программу. Для реализации</w:t>
-      </w:r>
-      <w:r>
-        <w:t xml:space="preserve"> </w:t>
-      </w:r>
-      <w:r>
-        <w:t>демонстрационной программы использовать отдельный модуль. Программу</w:t>
-      </w:r>
-      <w:r>
-        <w:t xml:space="preserve"> </w:t>
-      </w:r>
-      <w:r>
-        <w:t>построить с использованием проекта. Посмотреть работу программы в</w:t>
-      </w:r>
-      <w:r>
-        <w:t xml:space="preserve"> </w:t>
-      </w:r>
-      <w:r>
-        <w:t>отладчике, обратить внимание на представление данных. Построить</w:t>
-      </w:r>
-      <w:r>
-        <w:t xml:space="preserve"> </w:t>
-      </w:r>
-      <w:r>
-        <w:t>программу без отладочной информации. Обратить внимание на размер</w:t>
-      </w:r>
-      <w:r>
-        <w:t xml:space="preserve"> </w:t>
-      </w:r>
-      <w:r>
-        <w:t>программы.</w:t>
-      </w:r>
-      <w:r>
-        <w:t xml:space="preserve"> </w:t>
+        <w:t xml:space="preserve">Класс должен обеспечивать набор методов для работы с данными. Создать перегруженные конструкторы: конструктор с параметрами, конструктор копирования, конструктор по умолчанию. </w:t>
+      </w:r>
+    </w:p>
+    <w:p>
+      <w:r>
+        <w:t>Реализовать указанные классы с динамическим выделением памяти для хранения некоторых полей. Создать деструктор для освобождения памяти. Посмотреть в отладчике, как вызываются конструкторы и деструкторы.</w:t>
+      </w:r>
+    </w:p>
+    <w:p>
+      <w:r>
+        <w:t xml:space="preserve">Составить демонстрационную программу. Для реализации демонстрационной программы использовать отдельный модуль. Программу построить с использованием проекта. Посмотреть работу программы в отладчике, обратить внимание на представление данных. Построить программу без отладочной информации. Обратить внимание на размер программы. </w:t>
       </w:r>
     </w:p>
     <w:p>
@@ -525,9 +441,6 @@
         <w:suppressAutoHyphens w:val="0"/>
         <w:spacing w:after="160" w:line="259" w:lineRule="auto"/>
         <w:ind w:firstLine="0"/>
-        <w:rPr>
-          <w:lang w:val="en-US"/>
-        </w:rPr>
       </w:pPr>
       <w:r>
         <w:br w:type="page"/>
@@ -922,14 +835,23 @@
         </w:rPr>
       </w:pPr>
       <w:r>
+        <w:rPr>
+          <w:lang w:val="en-US"/>
+        </w:rPr>
         <w:br w:type="page"/>
       </w:r>
     </w:p>
     <w:p>
       <w:pPr>
         <w:pStyle w:val="a9"/>
-      </w:pPr>
-      <w:r>
+        <w:rPr>
+          <w:lang w:val="en-US"/>
+        </w:rPr>
+      </w:pPr>
+      <w:r>
+        <w:rPr>
+          <w:lang w:val="en-US"/>
+        </w:rPr>
         <w:lastRenderedPageBreak/>
         <w:t>"student_data.cpp"</w:t>
       </w:r>
@@ -1372,7 +1294,6 @@
         <w:pStyle w:val="code"/>
       </w:pPr>
       <w:r>
-        <w:lastRenderedPageBreak/>
         <w:t>        if (_last_name) {</w:t>
       </w:r>
     </w:p>
@@ -1907,7 +1828,6 @@
         <w:rPr>
           <w:lang w:val="ru-RU"/>
         </w:rPr>
-        <w:lastRenderedPageBreak/>
         <w:t>    и далее отдадим всё в руки того, кто будет дёргать за ручки нашего интерфейса.</w:t>
       </w:r>
     </w:p>
@@ -2153,31 +2073,19 @@
     <w:p>
       <w:pPr>
         <w:pStyle w:val="code"/>
-        <w:rPr>
-          <w:lang w:val="ru-RU"/>
-        </w:rPr>
       </w:pPr>
       <w:r>
         <w:t xml:space="preserve">    </w:t>
       </w:r>
       <w:r>
-        <w:rPr>
-          <w:lang w:val="ru-RU"/>
-        </w:rPr>
         <w:t>}</w:t>
       </w:r>
     </w:p>
     <w:p>
       <w:pPr>
         <w:pStyle w:val="code"/>
-        <w:rPr>
-          <w:lang w:val="ru-RU"/>
-        </w:rPr>
-      </w:pPr>
-      <w:r>
-        <w:rPr>
-          <w:lang w:val="ru-RU"/>
-        </w:rPr>
+      </w:pPr>
+      <w:r>
         <w:t>}</w:t>
       </w:r>
     </w:p>
@@ -2187,12 +2095,12 @@
         <w:spacing w:after="160" w:line="259" w:lineRule="auto"/>
         <w:ind w:firstLine="0"/>
         <w:rPr>
-          <w:lang w:eastAsia="en-US"/>
-        </w:rPr>
-      </w:pPr>
-      <w:r>
-        <w:rPr>
-          <w:lang w:eastAsia="en-US"/>
+          <w:lang w:val="en-US" w:eastAsia="en-US"/>
+        </w:rPr>
+      </w:pPr>
+      <w:r>
+        <w:rPr>
+          <w:lang w:val="en-US" w:eastAsia="en-US"/>
         </w:rPr>
         <w:br w:type="page"/>
       </w:r>
@@ -2648,6 +2556,7 @@
         <w:pStyle w:val="code"/>
       </w:pPr>
       <w:r>
+        <w:lastRenderedPageBreak/>
         <w:t>    print_title("Full constructor (invalid)");</w:t>
       </w:r>
     </w:p>
@@ -2664,37 +2573,469 @@
         <w:pStyle w:val="code"/>
       </w:pPr>
       <w:r>
+        <w:t>    student_incorrect.print_data();</w:t>
+      </w:r>
+    </w:p>
+    <w:p>
+      <w:pPr>
+        <w:pStyle w:val="code"/>
+      </w:pPr>
+      <w:r>
+        <w:t>    print_closing("Full constructor (invalid) end");</w:t>
+      </w:r>
+    </w:p>
+    <w:p>
+      <w:pPr>
+        <w:pStyle w:val="code"/>
+      </w:pPr>
+    </w:p>
+    <w:p>
+      <w:pPr>
+        <w:pStyle w:val="code"/>
+      </w:pPr>
+      <w:r>
+        <w:t>    print_title("Copy constructor (Ryazantsev to new)");</w:t>
+      </w:r>
+    </w:p>
+    <w:p>
+      <w:pPr>
+        <w:pStyle w:val="code"/>
+      </w:pPr>
+      <w:r>
+        <w:t>    std::cout &lt;&lt; "Original initialized out of scope and is deleted by this point" &lt;&lt; std::endl;</w:t>
+      </w:r>
+    </w:p>
+    <w:p>
+      <w:pPr>
+        <w:pStyle w:val="code"/>
+        <w:rPr>
+          <w:lang w:val="ru-RU"/>
+        </w:rPr>
+      </w:pPr>
+      <w:r>
+        <w:t xml:space="preserve">    </w:t>
+      </w:r>
+      <w:r>
+        <w:rPr>
+          <w:lang w:val="ru-RU"/>
+        </w:rPr>
+        <w:t>/*</w:t>
+      </w:r>
+    </w:p>
+    <w:p>
+      <w:pPr>
+        <w:pStyle w:val="code"/>
+        <w:rPr>
+          <w:lang w:val="ru-RU"/>
+        </w:rPr>
+      </w:pPr>
+      <w:r>
+        <w:rPr>
+          <w:lang w:val="ru-RU"/>
+        </w:rPr>
+        <w:t>    Чтобы показать копирование значения, а не поинтера,</w:t>
+      </w:r>
+    </w:p>
+    <w:p>
+      <w:pPr>
+        <w:pStyle w:val="code"/>
+        <w:rPr>
+          <w:lang w:val="ru-RU"/>
+        </w:rPr>
+      </w:pPr>
+      <w:r>
+        <w:rPr>
+          <w:lang w:val="ru-RU"/>
+        </w:rPr>
+        <w:t>    вызываю отдельную функцию, по истечении которой исходник удалится.</w:t>
+      </w:r>
+    </w:p>
+    <w:p>
+      <w:pPr>
+        <w:pStyle w:val="code"/>
+      </w:pPr>
+      <w:r>
+        <w:rPr>
+          <w:lang w:val="ru-RU"/>
+        </w:rPr>
+        <w:t xml:space="preserve">    </w:t>
+      </w:r>
+      <w:r>
+        <w:t>*/</w:t>
+      </w:r>
+    </w:p>
+    <w:p>
+      <w:pPr>
+        <w:pStyle w:val="code"/>
+      </w:pPr>
+      <w:r>
+        <w:t>    s3l1::StudentData student_copied = setup_copy();</w:t>
+      </w:r>
+    </w:p>
+    <w:p>
+      <w:pPr>
+        <w:pStyle w:val="code"/>
+      </w:pPr>
+      <w:r>
+        <w:t>    student_copied.print_data();</w:t>
+      </w:r>
+    </w:p>
+    <w:p>
+      <w:pPr>
+        <w:pStyle w:val="code"/>
+      </w:pPr>
+      <w:r>
+        <w:t>    print_closing("Copy constructor end");</w:t>
+      </w:r>
+    </w:p>
+    <w:p>
+      <w:pPr>
+        <w:pStyle w:val="code"/>
+      </w:pPr>
+    </w:p>
+    <w:p>
+      <w:pPr>
+        <w:pStyle w:val="code"/>
+      </w:pPr>
+      <w:r>
+        <w:t>    print_title("Move constructor (From Ryazantsev)");</w:t>
+      </w:r>
+    </w:p>
+    <w:p>
+      <w:pPr>
+        <w:pStyle w:val="code"/>
+      </w:pPr>
+      <w:r>
+        <w:t>    s3l1::StudentData student_moved = std::move(student_all_fields);</w:t>
+      </w:r>
+    </w:p>
+    <w:p>
+      <w:pPr>
+        <w:pStyle w:val="code"/>
+      </w:pPr>
+      <w:r>
+        <w:t>    std::cout &lt;&lt; "Destination: " &lt;&lt; std::endl;</w:t>
+      </w:r>
+    </w:p>
+    <w:p>
+      <w:pPr>
+        <w:pStyle w:val="code"/>
+      </w:pPr>
+      <w:r>
+        <w:t>    student_moved.print_data();</w:t>
+      </w:r>
+    </w:p>
+    <w:p>
+      <w:pPr>
+        <w:pStyle w:val="code"/>
+      </w:pPr>
+      <w:r>
+        <w:t>    std::cout &lt;&lt; "Source: (will be deleted after function's return)" &lt;&lt; std::endl;</w:t>
+      </w:r>
+    </w:p>
+    <w:p>
+      <w:pPr>
+        <w:pStyle w:val="code"/>
+      </w:pPr>
+      <w:r>
+        <w:t>    student_all_fields.print_data();</w:t>
+      </w:r>
+    </w:p>
+    <w:p>
+      <w:pPr>
+        <w:pStyle w:val="code"/>
+      </w:pPr>
+      <w:r>
+        <w:t>    print_closing("Move constructor end");</w:t>
+      </w:r>
+    </w:p>
+    <w:p>
+      <w:pPr>
+        <w:pStyle w:val="code"/>
+      </w:pPr>
+      <w:r>
+        <w:t>}</w:t>
+      </w:r>
+    </w:p>
+    <w:p>
+      <w:pPr>
+        <w:pStyle w:val="code"/>
+      </w:pPr>
+    </w:p>
+    <w:p>
+      <w:pPr>
+        <w:pStyle w:val="code"/>
+      </w:pPr>
+      <w:r>
+        <w:t>void print_getters() {</w:t>
+      </w:r>
+    </w:p>
+    <w:p>
+      <w:pPr>
+        <w:pStyle w:val="code"/>
+      </w:pPr>
+      <w:r>
+        <w:t>    print_title("Getters example");</w:t>
+      </w:r>
+    </w:p>
+    <w:p>
+      <w:pPr>
+        <w:pStyle w:val="code"/>
+      </w:pPr>
+      <w:r>
+        <w:t>    s3l1::StudentData student("Ryazantsev", 24, 96.3);</w:t>
+      </w:r>
+    </w:p>
+    <w:p>
+      <w:pPr>
+        <w:pStyle w:val="code"/>
+      </w:pPr>
+      <w:r>
+        <w:t>    student.print_data();</w:t>
+      </w:r>
+    </w:p>
+    <w:p>
+      <w:pPr>
+        <w:pStyle w:val="code"/>
+      </w:pPr>
+      <w:r>
+        <w:t>    std::cout &lt;&lt; std::endl;</w:t>
+      </w:r>
+    </w:p>
+    <w:p>
+      <w:pPr>
+        <w:pStyle w:val="code"/>
+      </w:pPr>
+    </w:p>
+    <w:p>
+      <w:pPr>
+        <w:pStyle w:val="code"/>
+      </w:pPr>
+      <w:r>
+        <w:t>    std::cout &lt;&lt; "student.get_last_name(): " &lt;&lt; student.get_last_name() &lt;&lt; std::endl;</w:t>
+      </w:r>
+    </w:p>
+    <w:p>
+      <w:pPr>
+        <w:pStyle w:val="code"/>
+      </w:pPr>
+      <w:r>
+        <w:t>    std::cout &lt;&lt; "student.get_age(): " &lt;&lt; student.get_age() &lt;&lt; std::endl;</w:t>
+      </w:r>
+    </w:p>
+    <w:p>
+      <w:pPr>
+        <w:pStyle w:val="code"/>
+      </w:pPr>
+      <w:r>
+        <w:t>    std::cout &lt;&lt; "student.get_average_score(): " &lt;&lt; student.get_average_score() &lt;&lt; std::endl;</w:t>
+      </w:r>
+    </w:p>
+    <w:p>
+      <w:pPr>
+        <w:pStyle w:val="code"/>
+      </w:pPr>
+      <w:r>
+        <w:t>    print_closing("Getters example end");</w:t>
+      </w:r>
+    </w:p>
+    <w:p>
+      <w:pPr>
+        <w:pStyle w:val="code"/>
+      </w:pPr>
+      <w:r>
+        <w:t>}</w:t>
+      </w:r>
+    </w:p>
+    <w:p>
+      <w:pPr>
+        <w:pStyle w:val="code"/>
+      </w:pPr>
+    </w:p>
+    <w:p>
+      <w:pPr>
+        <w:pStyle w:val="code"/>
+      </w:pPr>
+      <w:r>
+        <w:t>void print_prints() {</w:t>
+      </w:r>
+    </w:p>
+    <w:p>
+      <w:pPr>
+        <w:pStyle w:val="code"/>
+      </w:pPr>
+      <w:r>
+        <w:t>    print_title("Print functions example");</w:t>
+      </w:r>
+    </w:p>
+    <w:p>
+      <w:pPr>
+        <w:pStyle w:val="code"/>
+      </w:pPr>
+    </w:p>
+    <w:p>
+      <w:pPr>
+        <w:pStyle w:val="code"/>
+      </w:pPr>
+      <w:r>
+        <w:t>    s3l1::StudentData student("Ryazantsev", 24, 96.3);</w:t>
+      </w:r>
+    </w:p>
+    <w:p>
+      <w:pPr>
+        <w:pStyle w:val="code"/>
+      </w:pPr>
+    </w:p>
+    <w:p>
+      <w:pPr>
+        <w:pStyle w:val="code"/>
+      </w:pPr>
+      <w:r>
+        <w:t>    std::cout &lt;&lt; "student.print_data():" &lt;&lt; std::endl;</w:t>
+      </w:r>
+    </w:p>
+    <w:p>
+      <w:pPr>
+        <w:pStyle w:val="code"/>
+      </w:pPr>
+      <w:r>
+        <w:t>    student.print_data();</w:t>
+      </w:r>
+    </w:p>
+    <w:p>
+      <w:pPr>
+        <w:pStyle w:val="code"/>
+      </w:pPr>
+      <w:r>
+        <w:t>    std::cout &lt;&lt; "student.print_last_name():" &lt;&lt; std::endl;</w:t>
+      </w:r>
+    </w:p>
+    <w:p>
+      <w:pPr>
+        <w:pStyle w:val="code"/>
+      </w:pPr>
+      <w:r>
+        <w:t>    student.print_last_name();</w:t>
+      </w:r>
+    </w:p>
+    <w:p>
+      <w:pPr>
+        <w:pStyle w:val="code"/>
+      </w:pPr>
+      <w:r>
+        <w:t>    std::cout &lt;&lt; "student.print_age():" &lt;&lt; std::endl;</w:t>
+      </w:r>
+    </w:p>
+    <w:p>
+      <w:pPr>
+        <w:pStyle w:val="code"/>
+      </w:pPr>
+      <w:r>
+        <w:t>    student.print_age();</w:t>
+      </w:r>
+    </w:p>
+    <w:p>
+      <w:pPr>
+        <w:pStyle w:val="code"/>
+      </w:pPr>
+      <w:r>
+        <w:t>    std::cout &lt;&lt; "student.print_average_score():" &lt;&lt; std::endl;</w:t>
+      </w:r>
+    </w:p>
+    <w:p>
+      <w:pPr>
+        <w:pStyle w:val="code"/>
+      </w:pPr>
+      <w:r>
+        <w:t>    student.print_average_score();</w:t>
+      </w:r>
+    </w:p>
+    <w:p>
+      <w:pPr>
+        <w:pStyle w:val="code"/>
+      </w:pPr>
+      <w:r>
+        <w:t xml:space="preserve">    </w:t>
+      </w:r>
+    </w:p>
+    <w:p>
+      <w:pPr>
+        <w:pStyle w:val="code"/>
+      </w:pPr>
+      <w:r>
+        <w:t>    print_closing("Print functions end");</w:t>
+      </w:r>
+    </w:p>
+    <w:p>
+      <w:pPr>
+        <w:pStyle w:val="code"/>
+      </w:pPr>
+      <w:r>
+        <w:t>}</w:t>
+      </w:r>
+    </w:p>
+    <w:p>
+      <w:pPr>
+        <w:pStyle w:val="code"/>
+      </w:pPr>
+      <w:r>
+        <w:t>int main(void) {</w:t>
+      </w:r>
+    </w:p>
+    <w:p>
+      <w:pPr>
+        <w:pStyle w:val="code"/>
+      </w:pPr>
+      <w:r>
+        <w:t>    print_simple_part();</w:t>
+      </w:r>
+    </w:p>
+    <w:p>
+      <w:pPr>
+        <w:pStyle w:val="code"/>
+      </w:pPr>
+      <w:r>
+        <w:t>    print_various_constructors_part();</w:t>
+      </w:r>
+    </w:p>
+    <w:p>
+      <w:pPr>
+        <w:pStyle w:val="code"/>
+      </w:pPr>
+      <w:r>
+        <w:t>    print_getters();</w:t>
+      </w:r>
+    </w:p>
+    <w:p>
+      <w:pPr>
+        <w:pStyle w:val="code"/>
+        <w:rPr>
+          <w:lang w:val="ru-RU"/>
+        </w:rPr>
+      </w:pPr>
+      <w:r>
+        <w:t xml:space="preserve">    </w:t>
+      </w:r>
+      <w:r>
+        <w:rPr>
+          <w:lang w:val="ru-RU"/>
+        </w:rPr>
+        <w:t>print_prints();</w:t>
+      </w:r>
+    </w:p>
+    <w:p>
+      <w:pPr>
+        <w:pStyle w:val="code"/>
+        <w:rPr>
+          <w:lang w:val="ru-RU"/>
+        </w:rPr>
+      </w:pPr>
+      <w:r>
+        <w:rPr>
+          <w:lang w:val="ru-RU"/>
+        </w:rPr>
         <w:lastRenderedPageBreak/>
-        <w:t>    student_incorrect.print_data();</w:t>
-      </w:r>
-    </w:p>
-    <w:p>
-      <w:pPr>
-        <w:pStyle w:val="code"/>
-      </w:pPr>
-      <w:r>
-        <w:t>    print_closing("Full constructor (invalid) end");</w:t>
-      </w:r>
-    </w:p>
-    <w:p>
-      <w:pPr>
-        <w:pStyle w:val="code"/>
-      </w:pPr>
-    </w:p>
-    <w:p>
-      <w:pPr>
-        <w:pStyle w:val="code"/>
-      </w:pPr>
-      <w:r>
-        <w:t>    print_title("Copy constructor (Ryazantsev to new)");</w:t>
-      </w:r>
-    </w:p>
-    <w:p>
-      <w:pPr>
-        <w:pStyle w:val="code"/>
-      </w:pPr>
-      <w:r>
-        <w:t>    std::cout &lt;&lt; "Original initialized out of scope and is deleted by this point" &lt;&lt; std::endl;</w:t>
+        <w:t>    return 0;</w:t>
       </w:r>
     </w:p>
     <w:p>
@@ -2705,460 +3046,24 @@
         </w:rPr>
       </w:pPr>
       <w:r>
-        <w:t xml:space="preserve">    </w:t>
-      </w:r>
-      <w:r>
         <w:rPr>
           <w:lang w:val="ru-RU"/>
         </w:rPr>
-        <w:t>/*</w:t>
-      </w:r>
-    </w:p>
-    <w:p>
-      <w:pPr>
-        <w:pStyle w:val="code"/>
-        <w:rPr>
-          <w:lang w:val="ru-RU"/>
-        </w:rPr>
-      </w:pPr>
-      <w:r>
-        <w:rPr>
-          <w:lang w:val="ru-RU"/>
-        </w:rPr>
-        <w:t>    Чтобы показать копирование значения, а не поинтера,</w:t>
-      </w:r>
-    </w:p>
-    <w:p>
-      <w:pPr>
-        <w:pStyle w:val="code"/>
-        <w:rPr>
-          <w:lang w:val="ru-RU"/>
-        </w:rPr>
-      </w:pPr>
-      <w:r>
-        <w:rPr>
-          <w:lang w:val="ru-RU"/>
-        </w:rPr>
-        <w:t>    вызываю отдельную функцию, по истечении которой исходник удалится.</w:t>
-      </w:r>
-    </w:p>
-    <w:p>
-      <w:pPr>
-        <w:pStyle w:val="code"/>
-      </w:pPr>
-      <w:r>
-        <w:rPr>
-          <w:lang w:val="ru-RU"/>
-        </w:rPr>
-        <w:t xml:space="preserve">    </w:t>
-      </w:r>
-      <w:r>
-        <w:t>*/</w:t>
-      </w:r>
-    </w:p>
-    <w:p>
-      <w:pPr>
-        <w:pStyle w:val="code"/>
-      </w:pPr>
-      <w:r>
-        <w:t>    s3l1::StudentData student_copied = setup_copy();</w:t>
-      </w:r>
-    </w:p>
-    <w:p>
-      <w:pPr>
-        <w:pStyle w:val="code"/>
-      </w:pPr>
-      <w:r>
-        <w:t>    student_copied.print_data();</w:t>
-      </w:r>
-    </w:p>
-    <w:p>
-      <w:pPr>
-        <w:pStyle w:val="code"/>
-      </w:pPr>
-      <w:r>
-        <w:t>    print_closing("Copy constructor end");</w:t>
-      </w:r>
-    </w:p>
-    <w:p>
-      <w:pPr>
-        <w:pStyle w:val="code"/>
-      </w:pPr>
-    </w:p>
-    <w:p>
-      <w:pPr>
-        <w:pStyle w:val="code"/>
-      </w:pPr>
-      <w:r>
-        <w:t>    print_title("Move constructor (From Ryazantsev)");</w:t>
-      </w:r>
-    </w:p>
-    <w:p>
-      <w:pPr>
-        <w:pStyle w:val="code"/>
-      </w:pPr>
-      <w:r>
-        <w:t>    s3l1::StudentData student_moved = std::move(student_all_fields);</w:t>
-      </w:r>
-    </w:p>
-    <w:p>
-      <w:pPr>
-        <w:pStyle w:val="code"/>
-      </w:pPr>
-      <w:r>
-        <w:t>    std::cout &lt;&lt; "Destination: " &lt;&lt; std::endl;</w:t>
-      </w:r>
-    </w:p>
-    <w:p>
-      <w:pPr>
-        <w:pStyle w:val="code"/>
-      </w:pPr>
-      <w:r>
-        <w:t>    student_moved.print_data();</w:t>
-      </w:r>
-    </w:p>
-    <w:p>
-      <w:pPr>
-        <w:pStyle w:val="code"/>
-      </w:pPr>
-      <w:r>
-        <w:t>    std::cout &lt;&lt; "Source: (will be deleted after function's return)" &lt;&lt; std::endl;</w:t>
-      </w:r>
-    </w:p>
-    <w:p>
-      <w:pPr>
-        <w:pStyle w:val="code"/>
-      </w:pPr>
-      <w:r>
-        <w:t>    student_all_fields.print_data();</w:t>
-      </w:r>
-    </w:p>
-    <w:p>
-      <w:pPr>
-        <w:pStyle w:val="code"/>
-      </w:pPr>
-      <w:r>
-        <w:t>    print_closing("Move constructor end");</w:t>
-      </w:r>
-    </w:p>
-    <w:p>
-      <w:pPr>
-        <w:pStyle w:val="code"/>
-      </w:pPr>
-      <w:r>
         <w:t>}</w:t>
       </w:r>
     </w:p>
     <w:p>
       <w:pPr>
-        <w:pStyle w:val="code"/>
-      </w:pPr>
-    </w:p>
-    <w:p>
-      <w:pPr>
-        <w:pStyle w:val="code"/>
-      </w:pPr>
-      <w:r>
-        <w:t>void print_getters() {</w:t>
-      </w:r>
-    </w:p>
-    <w:p>
-      <w:pPr>
-        <w:pStyle w:val="code"/>
-      </w:pPr>
-      <w:r>
-        <w:t>    print_title("Getters example");</w:t>
-      </w:r>
-    </w:p>
-    <w:p>
-      <w:pPr>
-        <w:pStyle w:val="code"/>
-      </w:pPr>
-      <w:r>
-        <w:t>    s3l1::StudentData student("Ryazantsev", 24, 96.3);</w:t>
-      </w:r>
-    </w:p>
-    <w:p>
-      <w:pPr>
-        <w:pStyle w:val="code"/>
-      </w:pPr>
-      <w:r>
-        <w:t>    student.print_data();</w:t>
-      </w:r>
-    </w:p>
-    <w:p>
-      <w:pPr>
-        <w:pStyle w:val="code"/>
-      </w:pPr>
-      <w:r>
-        <w:t>    std::cout &lt;&lt; std::endl;</w:t>
-      </w:r>
-    </w:p>
-    <w:p>
-      <w:pPr>
-        <w:pStyle w:val="code"/>
-      </w:pPr>
-    </w:p>
-    <w:p>
-      <w:pPr>
-        <w:pStyle w:val="code"/>
-      </w:pPr>
-      <w:r>
-        <w:t>    std::cout &lt;&lt; "student.get_last_name(): " &lt;&lt; student.get_last_name() &lt;&lt; std::endl;</w:t>
-      </w:r>
-    </w:p>
-    <w:p>
-      <w:pPr>
-        <w:pStyle w:val="code"/>
-      </w:pPr>
-      <w:r>
-        <w:t>    std::cout &lt;&lt; "student.get_age(): " &lt;&lt; student.get_age() &lt;&lt; std::endl;</w:t>
-      </w:r>
-    </w:p>
-    <w:p>
-      <w:pPr>
-        <w:pStyle w:val="code"/>
-      </w:pPr>
-      <w:r>
-        <w:t>    std::cout &lt;&lt; "student.get_average_score(): " &lt;&lt; student.get_average_score() &lt;&lt; std::endl;</w:t>
-      </w:r>
-    </w:p>
-    <w:p>
-      <w:pPr>
-        <w:pStyle w:val="code"/>
-      </w:pPr>
-      <w:r>
-        <w:t>    print_closing("Getters example end");</w:t>
-      </w:r>
-    </w:p>
-    <w:p>
-      <w:pPr>
-        <w:pStyle w:val="code"/>
-      </w:pPr>
-      <w:r>
-        <w:t>}</w:t>
-      </w:r>
-    </w:p>
-    <w:p>
-      <w:pPr>
-        <w:pStyle w:val="code"/>
-      </w:pPr>
-    </w:p>
-    <w:p>
-      <w:pPr>
-        <w:pStyle w:val="code"/>
-      </w:pPr>
-      <w:r>
-        <w:t>void print_prints() {</w:t>
-      </w:r>
-    </w:p>
-    <w:p>
-      <w:pPr>
-        <w:pStyle w:val="code"/>
-      </w:pPr>
-      <w:r>
-        <w:t>    print_title("Print functions example");</w:t>
-      </w:r>
-    </w:p>
-    <w:p>
-      <w:pPr>
-        <w:pStyle w:val="code"/>
-      </w:pPr>
-    </w:p>
-    <w:p>
-      <w:pPr>
-        <w:pStyle w:val="code"/>
-      </w:pPr>
-      <w:r>
-        <w:t>    s3l1::StudentData student("Ryazantsev", 24, 96.3);</w:t>
-      </w:r>
-    </w:p>
-    <w:p>
-      <w:pPr>
-        <w:pStyle w:val="code"/>
-      </w:pPr>
-    </w:p>
-    <w:p>
-      <w:pPr>
-        <w:pStyle w:val="code"/>
-      </w:pPr>
-      <w:r>
-        <w:t>    std::cout &lt;&lt; "student.print_data():" &lt;&lt; std::endl;</w:t>
-      </w:r>
-    </w:p>
-    <w:p>
-      <w:pPr>
-        <w:pStyle w:val="code"/>
-      </w:pPr>
-      <w:r>
-        <w:t>    student.print_data();</w:t>
-      </w:r>
-    </w:p>
-    <w:p>
-      <w:pPr>
-        <w:pStyle w:val="code"/>
-      </w:pPr>
-      <w:r>
-        <w:t>    std::cout &lt;&lt; "student.print_last_name():" &lt;&lt; std::endl;</w:t>
-      </w:r>
-    </w:p>
-    <w:p>
-      <w:pPr>
-        <w:pStyle w:val="code"/>
-      </w:pPr>
-      <w:r>
-        <w:t>    student.print_last_name();</w:t>
-      </w:r>
-    </w:p>
-    <w:p>
-      <w:pPr>
-        <w:pStyle w:val="code"/>
-      </w:pPr>
-      <w:r>
-        <w:t>    std::cout &lt;&lt; "student.print_age():" &lt;&lt; std::endl;</w:t>
-      </w:r>
-    </w:p>
-    <w:p>
-      <w:pPr>
-        <w:pStyle w:val="code"/>
-      </w:pPr>
-      <w:r>
-        <w:t>    student.print_age();</w:t>
-      </w:r>
-    </w:p>
-    <w:p>
-      <w:pPr>
-        <w:pStyle w:val="code"/>
-      </w:pPr>
-      <w:r>
-        <w:t>    std::cout &lt;&lt; "student.print_average_score():" &lt;&lt; std::endl;</w:t>
-      </w:r>
-    </w:p>
-    <w:p>
-      <w:pPr>
-        <w:pStyle w:val="code"/>
-      </w:pPr>
-      <w:r>
-        <w:t>    student.print_average_score();</w:t>
-      </w:r>
-    </w:p>
-    <w:p>
-      <w:pPr>
-        <w:pStyle w:val="code"/>
-      </w:pPr>
-      <w:r>
-        <w:t xml:space="preserve">    </w:t>
-      </w:r>
-    </w:p>
-    <w:p>
-      <w:pPr>
-        <w:pStyle w:val="code"/>
-      </w:pPr>
-      <w:r>
-        <w:t>    print_closing("Print functions end");</w:t>
-      </w:r>
-    </w:p>
-    <w:p>
-      <w:pPr>
-        <w:pStyle w:val="code"/>
-      </w:pPr>
-      <w:r>
-        <w:t>}</w:t>
-      </w:r>
-    </w:p>
-    <w:p>
-      <w:pPr>
-        <w:pStyle w:val="code"/>
-      </w:pPr>
-      <w:r>
-        <w:t>int main(void) {</w:t>
-      </w:r>
-    </w:p>
-    <w:p>
-      <w:pPr>
-        <w:pStyle w:val="code"/>
-      </w:pPr>
-      <w:r>
-        <w:t>    print_simple_part();</w:t>
-      </w:r>
-    </w:p>
-    <w:p>
-      <w:pPr>
-        <w:pStyle w:val="code"/>
-      </w:pPr>
-      <w:r>
-        <w:t>    print_various_constructors_part();</w:t>
-      </w:r>
-    </w:p>
-    <w:p>
-      <w:pPr>
-        <w:pStyle w:val="code"/>
-      </w:pPr>
-      <w:r>
-        <w:t>    print_getters();</w:t>
-      </w:r>
-    </w:p>
-    <w:p>
-      <w:pPr>
-        <w:pStyle w:val="code"/>
-        <w:rPr>
-          <w:lang w:val="ru-RU"/>
-        </w:rPr>
-      </w:pPr>
-      <w:r>
-        <w:t xml:space="preserve">    </w:t>
-      </w:r>
-      <w:r>
-        <w:rPr>
-          <w:lang w:val="ru-RU"/>
-        </w:rPr>
-        <w:t>print_prints();</w:t>
-      </w:r>
-    </w:p>
-    <w:p>
-      <w:pPr>
-        <w:pStyle w:val="code"/>
-        <w:rPr>
-          <w:lang w:val="ru-RU"/>
-        </w:rPr>
-      </w:pPr>
-      <w:r>
-        <w:rPr>
-          <w:lang w:val="ru-RU"/>
-        </w:rPr>
-        <w:t>    return 0;</w:t>
-      </w:r>
-    </w:p>
-    <w:p>
-      <w:pPr>
-        <w:pStyle w:val="code"/>
-        <w:rPr>
-          <w:lang w:val="ru-RU"/>
-        </w:rPr>
-      </w:pPr>
-      <w:r>
-        <w:rPr>
-          <w:lang w:val="ru-RU"/>
-        </w:rPr>
-        <w:t>}</w:t>
-      </w:r>
-    </w:p>
-    <w:p>
-      <w:pPr>
-        <w:rPr>
-          <w:lang w:val="en-US" w:eastAsia="en-US"/>
+        <w:rPr>
+          <w:lang w:eastAsia="en-US"/>
         </w:rPr>
       </w:pPr>
     </w:p>
     <w:p>
       <w:pPr>
         <w:pStyle w:val="a7"/>
-        <w:rPr>
-          <w:lang w:val="en-US"/>
-        </w:rPr>
-      </w:pPr>
-      <w:r>
-        <w:lastRenderedPageBreak/>
+      </w:pPr>
+      <w:r>
         <w:t>Выводы</w:t>
       </w:r>
     </w:p>
@@ -3172,13 +3077,136 @@
     </w:p>
     <w:p/>
     <w:sectPr>
+      <w:headerReference w:type="even" r:id="rId7"/>
+      <w:headerReference w:type="default" r:id="rId8"/>
+      <w:footerReference w:type="even" r:id="rId9"/>
+      <w:footerReference w:type="default" r:id="rId10"/>
+      <w:headerReference w:type="first" r:id="rId11"/>
+      <w:footerReference w:type="first" r:id="rId12"/>
       <w:pgSz w:w="11906" w:h="16838"/>
       <w:pgMar w:top="720" w:right="720" w:bottom="720" w:left="720" w:header="708" w:footer="708" w:gutter="0"/>
       <w:cols w:space="708"/>
+      <w:titlePg/>
       <w:docGrid w:linePitch="381"/>
     </w:sectPr>
   </w:body>
 </w:document>
+</file>
+
+<file path=word/endnotes.xml><?xml version="1.0" encoding="utf-8"?>
+<w:endnotes xmlns:wpc="http://schemas.microsoft.com/office/word/2010/wordprocessingCanvas" xmlns:cx="http://schemas.microsoft.com/office/drawing/2014/chartex" xmlns:cx1="http://schemas.microsoft.com/office/drawing/2015/9/8/chartex" xmlns:cx2="http://schemas.microsoft.com/office/drawing/2015/10/21/chartex" xmlns:cx3="http://schemas.microsoft.com/office/drawing/2016/5/9/chartex" xmlns:cx4="http://schemas.microsoft.com/office/drawing/2016/5/10/chartex" xmlns:cx5="http://schemas.microsoft.com/office/drawing/2016/5/11/chartex" xmlns:cx6="http://schemas.microsoft.com/office/drawing/2016/5/12/chartex" xmlns:cx7="http://schemas.microsoft.com/office/drawing/2016/5/13/chartex" xmlns:cx8="http://schemas.microsoft.com/office/drawing/2016/5/14/chartex" xmlns:mc="http://schemas.openxmlformats.org/markup-compatibility/2006" xmlns:aink="http://schemas.microsoft.com/office/drawing/2016/ink" xmlns:am3d="http://schemas.microsoft.com/office/drawing/2017/model3d" xmlns:o="urn:schemas-microsoft-com:office:office" xmlns:oel="http://schemas.microsoft.com/office/2019/extlst" xmlns:r="http://schemas.openxmlformats.org/officeDocument/2006/relationships" xmlns:m="http://schemas.openxmlformats.org/officeDocument/2006/math" xmlns:v="urn:schemas-microsoft-com:vml" xmlns:wp14="http://schemas.microsoft.com/office/word/2010/wordprocessingDrawing" xmlns:wp="http://schemas.openxmlformats.org/drawingml/2006/wordprocessingDrawing" xmlns:w10="urn:schemas-microsoft-com:office:word" xmlns:w="http://schemas.openxmlformats.org/wordprocessingml/2006/main" xmlns:w14="http://schemas.microsoft.com/office/word/2010/wordml" xmlns:w15="http://schemas.microsoft.com/office/word/2012/wordml" xmlns:w16cex="http://schemas.microsoft.com/office/word/2018/wordml/cex" xmlns:w16cid="http://schemas.microsoft.com/office/word/2016/wordml/cid" xmlns:w16="http://schemas.microsoft.com/office/word/2018/wordml" xmlns:w16du="http://schemas.microsoft.com/office/word/2023/wordml/word16du" xmlns:w16sdtdh="http://schemas.microsoft.com/office/word/2020/wordml/sdtdatahash" xmlns:w16sdtfl="http://schemas.microsoft.com/office/word/2024/wordml/sdtformatlock" xmlns:w16se="http://schemas.microsoft.com/office/word/2015/wordml/symex" xmlns:wpg="http://schemas.microsoft.com/office/word/2010/wordprocessingGroup" xmlns:wpi="http://schemas.microsoft.com/office/word/2010/wordprocessingInk" xmlns:wne="http://schemas.microsoft.com/office/word/2006/wordml" xmlns:wps="http://schemas.microsoft.com/office/word/2010/wordprocessingShape" mc:Ignorable="w14 w15 w16se w16cid w16 w16cex w16sdtdh w16sdtfl w16du wp14">
+  <w:endnote w:type="separator" w:id="-1">
+    <w:p>
+      <w:pPr>
+        <w:spacing w:line="240" w:lineRule="auto"/>
+      </w:pPr>
+      <w:r>
+        <w:separator/>
+      </w:r>
+    </w:p>
+  </w:endnote>
+  <w:endnote w:type="continuationSeparator" w:id="0">
+    <w:p>
+      <w:pPr>
+        <w:spacing w:line="240" w:lineRule="auto"/>
+      </w:pPr>
+      <w:r>
+        <w:continuationSeparator/>
+      </w:r>
+    </w:p>
+  </w:endnote>
+</w:endnotes>
+</file>
+
+<file path=word/footer1.xml><?xml version="1.0" encoding="utf-8"?>
+<w:ftr xmlns:wpc="http://schemas.microsoft.com/office/word/2010/wordprocessingCanvas" xmlns:cx="http://schemas.microsoft.com/office/drawing/2014/chartex" xmlns:cx1="http://schemas.microsoft.com/office/drawing/2015/9/8/chartex" xmlns:cx2="http://schemas.microsoft.com/office/drawing/2015/10/21/chartex" xmlns:cx3="http://schemas.microsoft.com/office/drawing/2016/5/9/chartex" xmlns:cx4="http://schemas.microsoft.com/office/drawing/2016/5/10/chartex" xmlns:cx5="http://schemas.microsoft.com/office/drawing/2016/5/11/chartex" xmlns:cx6="http://schemas.microsoft.com/office/drawing/2016/5/12/chartex" xmlns:cx7="http://schemas.microsoft.com/office/drawing/2016/5/13/chartex" xmlns:cx8="http://schemas.microsoft.com/office/drawing/2016/5/14/chartex" xmlns:mc="http://schemas.openxmlformats.org/markup-compatibility/2006" xmlns:aink="http://schemas.microsoft.com/office/drawing/2016/ink" xmlns:am3d="http://schemas.microsoft.com/office/drawing/2017/model3d" xmlns:o="urn:schemas-microsoft-com:office:office" xmlns:oel="http://schemas.microsoft.com/office/2019/extlst" xmlns:r="http://schemas.openxmlformats.org/officeDocument/2006/relationships" xmlns:m="http://schemas.openxmlformats.org/officeDocument/2006/math" xmlns:v="urn:schemas-microsoft-com:vml" xmlns:wp14="http://schemas.microsoft.com/office/word/2010/wordprocessingDrawing" xmlns:wp="http://schemas.openxmlformats.org/drawingml/2006/wordprocessingDrawing" xmlns:w10="urn:schemas-microsoft-com:office:word" xmlns:w="http://schemas.openxmlformats.org/wordprocessingml/2006/main" xmlns:w14="http://schemas.microsoft.com/office/word/2010/wordml" xmlns:w15="http://schemas.microsoft.com/office/word/2012/wordml" xmlns:w16cex="http://schemas.microsoft.com/office/word/2018/wordml/cex" xmlns:w16cid="http://schemas.microsoft.com/office/word/2016/wordml/cid" xmlns:w16="http://schemas.microsoft.com/office/word/2018/wordml" xmlns:w16du="http://schemas.microsoft.com/office/word/2023/wordml/word16du" xmlns:w16sdtdh="http://schemas.microsoft.com/office/word/2020/wordml/sdtdatahash" xmlns:w16sdtfl="http://schemas.microsoft.com/office/word/2024/wordml/sdtformatlock" xmlns:w16se="http://schemas.microsoft.com/office/word/2015/wordml/symex" xmlns:wpg="http://schemas.microsoft.com/office/word/2010/wordprocessingGroup" xmlns:wpi="http://schemas.microsoft.com/office/word/2010/wordprocessingInk" xmlns:wne="http://schemas.microsoft.com/office/word/2006/wordml" xmlns:wps="http://schemas.microsoft.com/office/word/2010/wordprocessingShape" mc:Ignorable="w14 w15 w16se w16cid w16 w16cex w16sdtdh w16sdtfl w16du wp14">
+  <w:p>
+    <w:pPr>
+      <w:pStyle w:val="a4"/>
+    </w:pPr>
+  </w:p>
+</w:ftr>
+</file>
+
+<file path=word/footer2.xml><?xml version="1.0" encoding="utf-8"?>
+<w:ftr xmlns:wpc="http://schemas.microsoft.com/office/word/2010/wordprocessingCanvas" xmlns:cx="http://schemas.microsoft.com/office/drawing/2014/chartex" xmlns:cx1="http://schemas.microsoft.com/office/drawing/2015/9/8/chartex" xmlns:cx2="http://schemas.microsoft.com/office/drawing/2015/10/21/chartex" xmlns:cx3="http://schemas.microsoft.com/office/drawing/2016/5/9/chartex" xmlns:cx4="http://schemas.microsoft.com/office/drawing/2016/5/10/chartex" xmlns:cx5="http://schemas.microsoft.com/office/drawing/2016/5/11/chartex" xmlns:cx6="http://schemas.microsoft.com/office/drawing/2016/5/12/chartex" xmlns:cx7="http://schemas.microsoft.com/office/drawing/2016/5/13/chartex" xmlns:cx8="http://schemas.microsoft.com/office/drawing/2016/5/14/chartex" xmlns:mc="http://schemas.openxmlformats.org/markup-compatibility/2006" xmlns:aink="http://schemas.microsoft.com/office/drawing/2016/ink" xmlns:am3d="http://schemas.microsoft.com/office/drawing/2017/model3d" xmlns:o="urn:schemas-microsoft-com:office:office" xmlns:oel="http://schemas.microsoft.com/office/2019/extlst" xmlns:r="http://schemas.openxmlformats.org/officeDocument/2006/relationships" xmlns:m="http://schemas.openxmlformats.org/officeDocument/2006/math" xmlns:v="urn:schemas-microsoft-com:vml" xmlns:wp14="http://schemas.microsoft.com/office/word/2010/wordprocessingDrawing" xmlns:wp="http://schemas.openxmlformats.org/drawingml/2006/wordprocessingDrawing" xmlns:w10="urn:schemas-microsoft-com:office:word" xmlns:w="http://schemas.openxmlformats.org/wordprocessingml/2006/main" xmlns:w14="http://schemas.microsoft.com/office/word/2010/wordml" xmlns:w15="http://schemas.microsoft.com/office/word/2012/wordml" xmlns:w16cex="http://schemas.microsoft.com/office/word/2018/wordml/cex" xmlns:w16cid="http://schemas.microsoft.com/office/word/2016/wordml/cid" xmlns:w16="http://schemas.microsoft.com/office/word/2018/wordml" xmlns:w16du="http://schemas.microsoft.com/office/word/2023/wordml/word16du" xmlns:w16sdtdh="http://schemas.microsoft.com/office/word/2020/wordml/sdtdatahash" xmlns:w16sdtfl="http://schemas.microsoft.com/office/word/2024/wordml/sdtformatlock" xmlns:w16se="http://schemas.microsoft.com/office/word/2015/wordml/symex" xmlns:wpg="http://schemas.microsoft.com/office/word/2010/wordprocessingGroup" xmlns:wpi="http://schemas.microsoft.com/office/word/2010/wordprocessingInk" xmlns:wne="http://schemas.microsoft.com/office/word/2006/wordml" xmlns:wps="http://schemas.microsoft.com/office/word/2010/wordprocessingShape" mc:Ignorable="w14 w15 w16se w16cid w16 w16cex w16sdtdh w16sdtfl w16du wp14">
+  <w:p>
+    <w:pPr>
+      <w:pStyle w:val="a4"/>
+    </w:pPr>
+  </w:p>
+</w:ftr>
+</file>
+
+<file path=word/footer3.xml><?xml version="1.0" encoding="utf-8"?>
+<w:ftr xmlns:wpc="http://schemas.microsoft.com/office/word/2010/wordprocessingCanvas" xmlns:cx="http://schemas.microsoft.com/office/drawing/2014/chartex" xmlns:cx1="http://schemas.microsoft.com/office/drawing/2015/9/8/chartex" xmlns:cx2="http://schemas.microsoft.com/office/drawing/2015/10/21/chartex" xmlns:cx3="http://schemas.microsoft.com/office/drawing/2016/5/9/chartex" xmlns:cx4="http://schemas.microsoft.com/office/drawing/2016/5/10/chartex" xmlns:cx5="http://schemas.microsoft.com/office/drawing/2016/5/11/chartex" xmlns:cx6="http://schemas.microsoft.com/office/drawing/2016/5/12/chartex" xmlns:cx7="http://schemas.microsoft.com/office/drawing/2016/5/13/chartex" xmlns:cx8="http://schemas.microsoft.com/office/drawing/2016/5/14/chartex" xmlns:mc="http://schemas.openxmlformats.org/markup-compatibility/2006" xmlns:aink="http://schemas.microsoft.com/office/drawing/2016/ink" xmlns:am3d="http://schemas.microsoft.com/office/drawing/2017/model3d" xmlns:o="urn:schemas-microsoft-com:office:office" xmlns:oel="http://schemas.microsoft.com/office/2019/extlst" xmlns:r="http://schemas.openxmlformats.org/officeDocument/2006/relationships" xmlns:m="http://schemas.openxmlformats.org/officeDocument/2006/math" xmlns:v="urn:schemas-microsoft-com:vml" xmlns:wp14="http://schemas.microsoft.com/office/word/2010/wordprocessingDrawing" xmlns:wp="http://schemas.openxmlformats.org/drawingml/2006/wordprocessingDrawing" xmlns:w10="urn:schemas-microsoft-com:office:word" xmlns:w="http://schemas.openxmlformats.org/wordprocessingml/2006/main" xmlns:w14="http://schemas.microsoft.com/office/word/2010/wordml" xmlns:w15="http://schemas.microsoft.com/office/word/2012/wordml" xmlns:w16cex="http://schemas.microsoft.com/office/word/2018/wordml/cex" xmlns:w16cid="http://schemas.microsoft.com/office/word/2016/wordml/cid" xmlns:w16="http://schemas.microsoft.com/office/word/2018/wordml" xmlns:w16du="http://schemas.microsoft.com/office/word/2023/wordml/word16du" xmlns:w16sdtdh="http://schemas.microsoft.com/office/word/2020/wordml/sdtdatahash" xmlns:w16sdtfl="http://schemas.microsoft.com/office/word/2024/wordml/sdtformatlock" xmlns:w16se="http://schemas.microsoft.com/office/word/2015/wordml/symex" xmlns:wpg="http://schemas.microsoft.com/office/word/2010/wordprocessingGroup" xmlns:wpi="http://schemas.microsoft.com/office/word/2010/wordprocessingInk" xmlns:wne="http://schemas.microsoft.com/office/word/2006/wordml" xmlns:wps="http://schemas.microsoft.com/office/word/2010/wordprocessingShape" mc:Ignorable="w14 w15 w16se w16cid w16 w16cex w16sdtdh w16sdtfl w16du wp14">
+  <w:p>
+    <w:pPr>
+      <w:pStyle w:val="a4"/>
+    </w:pPr>
+    <w:r>
+      <w:ptab w:relativeTo="margin" w:alignment="center" w:leader="none"/>
+    </w:r>
+    <w:r>
+      <w:t>Новосибирск, 2026 г.</w:t>
+    </w:r>
+  </w:p>
+</w:ftr>
+</file>
+
+<file path=word/footnotes.xml><?xml version="1.0" encoding="utf-8"?>
+<w:footnotes xmlns:wpc="http://schemas.microsoft.com/office/word/2010/wordprocessingCanvas" xmlns:cx="http://schemas.microsoft.com/office/drawing/2014/chartex" xmlns:cx1="http://schemas.microsoft.com/office/drawing/2015/9/8/chartex" xmlns:cx2="http://schemas.microsoft.com/office/drawing/2015/10/21/chartex" xmlns:cx3="http://schemas.microsoft.com/office/drawing/2016/5/9/chartex" xmlns:cx4="http://schemas.microsoft.com/office/drawing/2016/5/10/chartex" xmlns:cx5="http://schemas.microsoft.com/office/drawing/2016/5/11/chartex" xmlns:cx6="http://schemas.microsoft.com/office/drawing/2016/5/12/chartex" xmlns:cx7="http://schemas.microsoft.com/office/drawing/2016/5/13/chartex" xmlns:cx8="http://schemas.microsoft.com/office/drawing/2016/5/14/chartex" xmlns:mc="http://schemas.openxmlformats.org/markup-compatibility/2006" xmlns:aink="http://schemas.microsoft.com/office/drawing/2016/ink" xmlns:am3d="http://schemas.microsoft.com/office/drawing/2017/model3d" xmlns:o="urn:schemas-microsoft-com:office:office" xmlns:oel="http://schemas.microsoft.com/office/2019/extlst" xmlns:r="http://schemas.openxmlformats.org/officeDocument/2006/relationships" xmlns:m="http://schemas.openxmlformats.org/officeDocument/2006/math" xmlns:v="urn:schemas-microsoft-com:vml" xmlns:wp14="http://schemas.microsoft.com/office/word/2010/wordprocessingDrawing" xmlns:wp="http://schemas.openxmlformats.org/drawingml/2006/wordprocessingDrawing" xmlns:w10="urn:schemas-microsoft-com:office:word" xmlns:w="http://schemas.openxmlformats.org/wordprocessingml/2006/main" xmlns:w14="http://schemas.microsoft.com/office/word/2010/wordml" xmlns:w15="http://schemas.microsoft.com/office/word/2012/wordml" xmlns:w16cex="http://schemas.microsoft.com/office/word/2018/wordml/cex" xmlns:w16cid="http://schemas.microsoft.com/office/word/2016/wordml/cid" xmlns:w16="http://schemas.microsoft.com/office/word/2018/wordml" xmlns:w16du="http://schemas.microsoft.com/office/word/2023/wordml/word16du" xmlns:w16sdtdh="http://schemas.microsoft.com/office/word/2020/wordml/sdtdatahash" xmlns:w16sdtfl="http://schemas.microsoft.com/office/word/2024/wordml/sdtformatlock" xmlns:w16se="http://schemas.microsoft.com/office/word/2015/wordml/symex" xmlns:wpg="http://schemas.microsoft.com/office/word/2010/wordprocessingGroup" xmlns:wpi="http://schemas.microsoft.com/office/word/2010/wordprocessingInk" xmlns:wne="http://schemas.microsoft.com/office/word/2006/wordml" xmlns:wps="http://schemas.microsoft.com/office/word/2010/wordprocessingShape" mc:Ignorable="w14 w15 w16se w16cid w16 w16cex w16sdtdh w16sdtfl w16du wp14">
+  <w:footnote w:type="separator" w:id="-1">
+    <w:p>
+      <w:pPr>
+        <w:spacing w:line="240" w:lineRule="auto"/>
+      </w:pPr>
+      <w:r>
+        <w:separator/>
+      </w:r>
+    </w:p>
+  </w:footnote>
+  <w:footnote w:type="continuationSeparator" w:id="0">
+    <w:p>
+      <w:pPr>
+        <w:spacing w:line="240" w:lineRule="auto"/>
+      </w:pPr>
+      <w:r>
+        <w:continuationSeparator/>
+      </w:r>
+    </w:p>
+  </w:footnote>
+</w:footnotes>
+</file>
+
+<file path=word/header1.xml><?xml version="1.0" encoding="utf-8"?>
+<w:hdr xmlns:wpc="http://schemas.microsoft.com/office/word/2010/wordprocessingCanvas" xmlns:cx="http://schemas.microsoft.com/office/drawing/2014/chartex" xmlns:cx1="http://schemas.microsoft.com/office/drawing/2015/9/8/chartex" xmlns:cx2="http://schemas.microsoft.com/office/drawing/2015/10/21/chartex" xmlns:cx3="http://schemas.microsoft.com/office/drawing/2016/5/9/chartex" xmlns:cx4="http://schemas.microsoft.com/office/drawing/2016/5/10/chartex" xmlns:cx5="http://schemas.microsoft.com/office/drawing/2016/5/11/chartex" xmlns:cx6="http://schemas.microsoft.com/office/drawing/2016/5/12/chartex" xmlns:cx7="http://schemas.microsoft.com/office/drawing/2016/5/13/chartex" xmlns:cx8="http://schemas.microsoft.com/office/drawing/2016/5/14/chartex" xmlns:mc="http://schemas.openxmlformats.org/markup-compatibility/2006" xmlns:aink="http://schemas.microsoft.com/office/drawing/2016/ink" xmlns:am3d="http://schemas.microsoft.com/office/drawing/2017/model3d" xmlns:o="urn:schemas-microsoft-com:office:office" xmlns:oel="http://schemas.microsoft.com/office/2019/extlst" xmlns:r="http://schemas.openxmlformats.org/officeDocument/2006/relationships" xmlns:m="http://schemas.openxmlformats.org/officeDocument/2006/math" xmlns:v="urn:schemas-microsoft-com:vml" xmlns:wp14="http://schemas.microsoft.com/office/word/2010/wordprocessingDrawing" xmlns:wp="http://schemas.openxmlformats.org/drawingml/2006/wordprocessingDrawing" xmlns:w10="urn:schemas-microsoft-com:office:word" xmlns:w="http://schemas.openxmlformats.org/wordprocessingml/2006/main" xmlns:w14="http://schemas.microsoft.com/office/word/2010/wordml" xmlns:w15="http://schemas.microsoft.com/office/word/2012/wordml" xmlns:w16cex="http://schemas.microsoft.com/office/word/2018/wordml/cex" xmlns:w16cid="http://schemas.microsoft.com/office/word/2016/wordml/cid" xmlns:w16="http://schemas.microsoft.com/office/word/2018/wordml" xmlns:w16du="http://schemas.microsoft.com/office/word/2023/wordml/word16du" xmlns:w16sdtdh="http://schemas.microsoft.com/office/word/2020/wordml/sdtdatahash" xmlns:w16sdtfl="http://schemas.microsoft.com/office/word/2024/wordml/sdtformatlock" xmlns:w16se="http://schemas.microsoft.com/office/word/2015/wordml/symex" xmlns:wpg="http://schemas.microsoft.com/office/word/2010/wordprocessingGroup" xmlns:wpi="http://schemas.microsoft.com/office/word/2010/wordprocessingInk" xmlns:wne="http://schemas.microsoft.com/office/word/2006/wordml" xmlns:wps="http://schemas.microsoft.com/office/word/2010/wordprocessingShape" mc:Ignorable="w14 w15 w16se w16cid w16 w16cex w16sdtdh w16sdtfl w16du wp14">
+  <w:p>
+    <w:pPr>
+      <w:pStyle w:val="af6"/>
+    </w:pPr>
+  </w:p>
+</w:hdr>
+</file>
+
+<file path=word/header2.xml><?xml version="1.0" encoding="utf-8"?>
+<w:hdr xmlns:wpc="http://schemas.microsoft.com/office/word/2010/wordprocessingCanvas" xmlns:cx="http://schemas.microsoft.com/office/drawing/2014/chartex" xmlns:cx1="http://schemas.microsoft.com/office/drawing/2015/9/8/chartex" xmlns:cx2="http://schemas.microsoft.com/office/drawing/2015/10/21/chartex" xmlns:cx3="http://schemas.microsoft.com/office/drawing/2016/5/9/chartex" xmlns:cx4="http://schemas.microsoft.com/office/drawing/2016/5/10/chartex" xmlns:cx5="http://schemas.microsoft.com/office/drawing/2016/5/11/chartex" xmlns:cx6="http://schemas.microsoft.com/office/drawing/2016/5/12/chartex" xmlns:cx7="http://schemas.microsoft.com/office/drawing/2016/5/13/chartex" xmlns:cx8="http://schemas.microsoft.com/office/drawing/2016/5/14/chartex" xmlns:mc="http://schemas.openxmlformats.org/markup-compatibility/2006" xmlns:aink="http://schemas.microsoft.com/office/drawing/2016/ink" xmlns:am3d="http://schemas.microsoft.com/office/drawing/2017/model3d" xmlns:o="urn:schemas-microsoft-com:office:office" xmlns:oel="http://schemas.microsoft.com/office/2019/extlst" xmlns:r="http://schemas.openxmlformats.org/officeDocument/2006/relationships" xmlns:m="http://schemas.openxmlformats.org/officeDocument/2006/math" xmlns:v="urn:schemas-microsoft-com:vml" xmlns:wp14="http://schemas.microsoft.com/office/word/2010/wordprocessingDrawing" xmlns:wp="http://schemas.openxmlformats.org/drawingml/2006/wordprocessingDrawing" xmlns:w10="urn:schemas-microsoft-com:office:word" xmlns:w="http://schemas.openxmlformats.org/wordprocessingml/2006/main" xmlns:w14="http://schemas.microsoft.com/office/word/2010/wordml" xmlns:w15="http://schemas.microsoft.com/office/word/2012/wordml" xmlns:w16cex="http://schemas.microsoft.com/office/word/2018/wordml/cex" xmlns:w16cid="http://schemas.microsoft.com/office/word/2016/wordml/cid" xmlns:w16="http://schemas.microsoft.com/office/word/2018/wordml" xmlns:w16du="http://schemas.microsoft.com/office/word/2023/wordml/word16du" xmlns:w16sdtdh="http://schemas.microsoft.com/office/word/2020/wordml/sdtdatahash" xmlns:w16sdtfl="http://schemas.microsoft.com/office/word/2024/wordml/sdtformatlock" xmlns:w16se="http://schemas.microsoft.com/office/word/2015/wordml/symex" xmlns:wpg="http://schemas.microsoft.com/office/word/2010/wordprocessingGroup" xmlns:wpi="http://schemas.microsoft.com/office/word/2010/wordprocessingInk" xmlns:wne="http://schemas.microsoft.com/office/word/2006/wordml" xmlns:wps="http://schemas.microsoft.com/office/word/2010/wordprocessingShape" mc:Ignorable="w14 w15 w16se w16cid w16 w16cex w16sdtdh w16sdtfl w16du wp14">
+  <w:p>
+    <w:pPr>
+      <w:pStyle w:val="af6"/>
+    </w:pPr>
+  </w:p>
+</w:hdr>
+</file>
+
+<file path=word/header3.xml><?xml version="1.0" encoding="utf-8"?>
+<w:hdr xmlns:wpc="http://schemas.microsoft.com/office/word/2010/wordprocessingCanvas" xmlns:cx="http://schemas.microsoft.com/office/drawing/2014/chartex" xmlns:cx1="http://schemas.microsoft.com/office/drawing/2015/9/8/chartex" xmlns:cx2="http://schemas.microsoft.com/office/drawing/2015/10/21/chartex" xmlns:cx3="http://schemas.microsoft.com/office/drawing/2016/5/9/chartex" xmlns:cx4="http://schemas.microsoft.com/office/drawing/2016/5/10/chartex" xmlns:cx5="http://schemas.microsoft.com/office/drawing/2016/5/11/chartex" xmlns:cx6="http://schemas.microsoft.com/office/drawing/2016/5/12/chartex" xmlns:cx7="http://schemas.microsoft.com/office/drawing/2016/5/13/chartex" xmlns:cx8="http://schemas.microsoft.com/office/drawing/2016/5/14/chartex" xmlns:mc="http://schemas.openxmlformats.org/markup-compatibility/2006" xmlns:aink="http://schemas.microsoft.com/office/drawing/2016/ink" xmlns:am3d="http://schemas.microsoft.com/office/drawing/2017/model3d" xmlns:o="urn:schemas-microsoft-com:office:office" xmlns:oel="http://schemas.microsoft.com/office/2019/extlst" xmlns:r="http://schemas.openxmlformats.org/officeDocument/2006/relationships" xmlns:m="http://schemas.openxmlformats.org/officeDocument/2006/math" xmlns:v="urn:schemas-microsoft-com:vml" xmlns:wp14="http://schemas.microsoft.com/office/word/2010/wordprocessingDrawing" xmlns:wp="http://schemas.openxmlformats.org/drawingml/2006/wordprocessingDrawing" xmlns:w10="urn:schemas-microsoft-com:office:word" xmlns:w="http://schemas.openxmlformats.org/wordprocessingml/2006/main" xmlns:w14="http://schemas.microsoft.com/office/word/2010/wordml" xmlns:w15="http://schemas.microsoft.com/office/word/2012/wordml" xmlns:w16cex="http://schemas.microsoft.com/office/word/2018/wordml/cex" xmlns:w16cid="http://schemas.microsoft.com/office/word/2016/wordml/cid" xmlns:w16="http://schemas.microsoft.com/office/word/2018/wordml" xmlns:w16du="http://schemas.microsoft.com/office/word/2023/wordml/word16du" xmlns:w16sdtdh="http://schemas.microsoft.com/office/word/2020/wordml/sdtdatahash" xmlns:w16sdtfl="http://schemas.microsoft.com/office/word/2024/wordml/sdtformatlock" xmlns:w16se="http://schemas.microsoft.com/office/word/2015/wordml/symex" xmlns:wpg="http://schemas.microsoft.com/office/word/2010/wordprocessingGroup" xmlns:wpi="http://schemas.microsoft.com/office/word/2010/wordprocessingInk" xmlns:wne="http://schemas.microsoft.com/office/word/2006/wordml" xmlns:wps="http://schemas.microsoft.com/office/word/2010/wordprocessingShape" mc:Ignorable="w14 w15 w16se w16cid w16 w16cex w16sdtdh w16sdtfl w16du wp14">
+  <w:p>
+    <w:pPr>
+      <w:pStyle w:val="af6"/>
+    </w:pPr>
+  </w:p>
+</w:hdr>
 </file>
 
 <file path=word/styles.xml><?xml version="1.0" encoding="utf-8"?>
@@ -3794,6 +3822,7 @@
   <w:style w:type="character" w:default="1" w:styleId="a0">
     <w:name w:val="Default Paragraph Font"/>
     <w:uiPriority w:val="1"/>
+    <w:semiHidden/>
     <w:unhideWhenUsed/>
   </w:style>
   <w:style w:type="table" w:default="1" w:styleId="a1">
@@ -3846,7 +3875,6 @@
     <w:basedOn w:val="a"/>
     <w:link w:val="a6"/>
     <w:uiPriority w:val="99"/>
-    <w:semiHidden/>
     <w:unhideWhenUsed/>
     <w:rsid w:val="00F95A37"/>
     <w:pPr>
@@ -3862,7 +3890,6 @@
     <w:basedOn w:val="a0"/>
     <w:link w:val="a4"/>
     <w:uiPriority w:val="99"/>
-    <w:semiHidden/>
     <w:rsid w:val="00F95A37"/>
   </w:style>
   <w:style w:type="paragraph" w:styleId="a7">
@@ -4043,6 +4070,7 @@
       <w:numPr>
         <w:ilvl w:val="1"/>
       </w:numPr>
+      <w:ind w:firstLine="851"/>
     </w:pPr>
     <w:rPr>
       <w:rFonts w:asciiTheme="minorHAnsi" w:eastAsiaTheme="majorEastAsia" w:hAnsiTheme="minorHAnsi" w:cstheme="majorBidi"/>
@@ -4292,6 +4320,36 @@
       <w:sz w:val="21"/>
       <w:szCs w:val="21"/>
       <w:lang w:val="en-US"/>
+      <w14:ligatures w14:val="none"/>
+    </w:rPr>
+  </w:style>
+  <w:style w:type="paragraph" w:styleId="af6">
+    <w:name w:val="header"/>
+    <w:basedOn w:val="a"/>
+    <w:link w:val="af7"/>
+    <w:uiPriority w:val="99"/>
+    <w:unhideWhenUsed/>
+    <w:rsid w:val="003B4E5B"/>
+    <w:pPr>
+      <w:tabs>
+        <w:tab w:val="center" w:pos="4677"/>
+        <w:tab w:val="right" w:pos="9355"/>
+      </w:tabs>
+      <w:spacing w:line="240" w:lineRule="auto"/>
+    </w:pPr>
+  </w:style>
+  <w:style w:type="character" w:customStyle="1" w:styleId="af7">
+    <w:name w:val="Верхний колонтитул Знак"/>
+    <w:basedOn w:val="a0"/>
+    <w:link w:val="af6"/>
+    <w:uiPriority w:val="99"/>
+    <w:rsid w:val="003B4E5B"/>
+    <w:rPr>
+      <w:rFonts w:ascii="Times New Roman" w:eastAsia="Times New Roman" w:hAnsi="Times New Roman" w:cs="Times New Roman"/>
+      <w:kern w:val="0"/>
+      <w:sz w:val="28"/>
+      <w:szCs w:val="28"/>
+      <w:lang w:eastAsia="ru-RU"/>
       <w14:ligatures w14:val="none"/>
     </w:rPr>
   </w:style>
